--- a/templates/exclusividade_master.docx
+++ b/templates/exclusividade_master.docx
@@ -1195,43 +1195,31 @@
       <w:pPr>
         <w:jc w:val="center"/>
         <w:rPr>
-          <w:rFonts w:asciiTheme="minorHAnsi" w:hAnsiTheme="minorHAnsi"/>
           <w:sz w:val="24"/>
           <w:szCs w:val="24"/>
         </w:rPr>
       </w:pPr>
-      <w:proofErr w:type="spellStart"/>
-      <w:r>
+    </w:p>
+    <w:p>
+      <w:pPr>
+        <w:jc w:val="center"/>
         <w:rPr>
-          <w:rFonts w:asciiTheme="minorHAnsi" w:hAnsiTheme="minorHAnsi"/>
           <w:sz w:val="24"/>
           <w:szCs w:val="24"/>
         </w:rPr>
-        <w:t>Testemunha</w:t>
-      </w:r>
-      <w:proofErr w:type="spellEnd"/>
+      </w:pPr>
       <w:r>
         <w:rPr>
-          <w:rFonts w:asciiTheme="minorHAnsi" w:hAnsiTheme="minorHAnsi"/>
           <w:sz w:val="24"/>
           <w:szCs w:val="24"/>
         </w:rPr>
-        <w:t xml:space="preserve"> 1:</w:t>
-      </w:r>
-      <w:r>
-        <w:rPr>
-          <w:rFonts w:asciiTheme="minorHAnsi" w:hAnsiTheme="minorHAnsi"/>
-          <w:sz w:val="24"/>
-          <w:szCs w:val="24"/>
-        </w:rPr>
-        <w:br/>
+        <w:t>Testemunha 1:</w:t>
       </w:r>
     </w:p>
     <w:p>
       <w:pPr>
         <w:jc w:val="center"/>
         <w:rPr>
-          <w:rFonts w:asciiTheme="minorHAnsi" w:hAnsiTheme="minorHAnsi"/>
           <w:sz w:val="24"/>
           <w:szCs w:val="24"/>
           <w:u w:val="single"/>
@@ -1239,16 +1227,6 @@
       </w:pPr>
       <w:r>
         <w:rPr>
-          <w:rFonts w:asciiTheme="minorHAnsi" w:hAnsiTheme="minorHAnsi"/>
-          <w:sz w:val="24"/>
-          <w:szCs w:val="24"/>
-          <w:u w:val="single"/>
-        </w:rPr>
-        <w:t>__________________________________</w:t>
-      </w:r>
-      <w:r>
-        <w:rPr>
-          <w:rFonts w:asciiTheme="minorHAnsi" w:hAnsiTheme="minorHAnsi"/>
           <w:sz w:val="24"/>
           <w:szCs w:val="24"/>
           <w:u w:val="single"/>
@@ -1257,7 +1235,6 @@
       </w:r>
       <w:r>
         <w:rPr>
-          <w:rFonts w:asciiTheme="minorHAnsi" w:hAnsiTheme="minorHAnsi"/>
           <w:sz w:val="24"/>
           <w:szCs w:val="24"/>
           <w:u w:val="single"/>
@@ -1266,7 +1243,6 @@
       </w:r>
       <w:r>
         <w:rPr>
-          <w:rFonts w:asciiTheme="minorHAnsi" w:hAnsiTheme="minorHAnsi"/>
           <w:sz w:val="24"/>
           <w:szCs w:val="24"/>
           <w:u w:val="single"/>
@@ -1275,7 +1251,38 @@
       </w:r>
       <w:r>
         <w:rPr>
-          <w:rFonts w:asciiTheme="minorHAnsi" w:hAnsiTheme="minorHAnsi"/>
+          <w:sz w:val="24"/>
+          <w:szCs w:val="24"/>
+          <w:u w:val="single"/>
+        </w:rPr>
+        <w:tab/>
+      </w:r>
+      <w:r>
+        <w:rPr>
+          <w:sz w:val="24"/>
+          <w:szCs w:val="24"/>
+          <w:u w:val="single"/>
+        </w:rPr>
+        <w:tab/>
+      </w:r>
+      <w:r>
+        <w:rPr>
+          <w:sz w:val="24"/>
+          <w:szCs w:val="24"/>
+          <w:u w:val="single"/>
+        </w:rPr>
+        <w:tab/>
+      </w:r>
+      <w:r>
+        <w:rPr>
+          <w:sz w:val="24"/>
+          <w:szCs w:val="24"/>
+          <w:u w:val="single"/>
+        </w:rPr>
+        <w:tab/>
+      </w:r>
+      <w:r>
+        <w:rPr>
           <w:sz w:val="24"/>
           <w:szCs w:val="24"/>
           <w:u w:val="single"/>
@@ -1287,39 +1294,109 @@
       <w:pPr>
         <w:jc w:val="center"/>
         <w:rPr>
-          <w:rFonts w:asciiTheme="minorHAnsi" w:hAnsiTheme="minorHAnsi"/>
           <w:sz w:val="24"/>
           <w:szCs w:val="24"/>
         </w:rPr>
       </w:pPr>
-      <w:proofErr w:type="spellStart"/>
-      <w:r>
+    </w:p>
+    <w:p>
+      <w:pPr>
+        <w:jc w:val="center"/>
         <w:rPr>
-          <w:rFonts w:asciiTheme="minorHAnsi" w:hAnsiTheme="minorHAnsi"/>
           <w:sz w:val="24"/>
           <w:szCs w:val="24"/>
         </w:rPr>
-        <w:t>Testemunha</w:t>
-      </w:r>
-      <w:proofErr w:type="spellEnd"/>
-      <w:r>
+      </w:pPr>
+    </w:p>
+    <w:p>
+      <w:pPr>
+        <w:jc w:val="center"/>
         <w:rPr>
-          <w:rFonts w:asciiTheme="minorHAnsi" w:hAnsiTheme="minorHAnsi"/>
           <w:sz w:val="24"/>
           <w:szCs w:val="24"/>
         </w:rPr>
-        <w:t xml:space="preserve"> 2:</w:t>
+      </w:pPr>
+      <w:r>
+        <w:rPr>
+          <w:sz w:val="24"/>
+          <w:szCs w:val="24"/>
+        </w:rPr>
+        <w:t>Testemunha 2:</w:t>
       </w:r>
     </w:p>
     <w:p>
       <w:pPr>
         <w:jc w:val="center"/>
         <w:rPr>
-          <w:rFonts w:asciiTheme="minorHAnsi" w:hAnsiTheme="minorHAnsi"/>
           <w:sz w:val="24"/>
           <w:szCs w:val="24"/>
+          <w:u w:val="single"/>
         </w:rPr>
       </w:pPr>
+      <w:r>
+        <w:rPr>
+          <w:sz w:val="24"/>
+          <w:szCs w:val="24"/>
+          <w:u w:val="single"/>
+        </w:rPr>
+        <w:tab/>
+      </w:r>
+      <w:r>
+        <w:rPr>
+          <w:sz w:val="24"/>
+          <w:szCs w:val="24"/>
+          <w:u w:val="single"/>
+        </w:rPr>
+        <w:tab/>
+      </w:r>
+      <w:r>
+        <w:rPr>
+          <w:sz w:val="24"/>
+          <w:szCs w:val="24"/>
+          <w:u w:val="single"/>
+        </w:rPr>
+        <w:tab/>
+      </w:r>
+      <w:r>
+        <w:rPr>
+          <w:sz w:val="24"/>
+          <w:szCs w:val="24"/>
+          <w:u w:val="single"/>
+        </w:rPr>
+        <w:tab/>
+      </w:r>
+      <w:r>
+        <w:rPr>
+          <w:sz w:val="24"/>
+          <w:szCs w:val="24"/>
+          <w:u w:val="single"/>
+        </w:rPr>
+        <w:tab/>
+      </w:r>
+      <w:r>
+        <w:rPr>
+          <w:sz w:val="24"/>
+          <w:szCs w:val="24"/>
+          <w:u w:val="single"/>
+        </w:rPr>
+        <w:tab/>
+      </w:r>
+      <w:r>
+        <w:rPr>
+          <w:sz w:val="24"/>
+          <w:szCs w:val="24"/>
+          <w:u w:val="single"/>
+        </w:rPr>
+        <w:tab/>
+      </w:r>
+      <w:r>
+        <w:rPr>
+          <w:sz w:val="24"/>
+          <w:szCs w:val="24"/>
+          <w:u w:val="single"/>
+        </w:rPr>
+        <w:tab/>
+      </w:r>
     </w:p>
     <w:p>
       <w:r>
